--- a/output/individual-training-directive.docx
+++ b/output/individual-training-directive.docx
@@ -1533,7 +1533,7 @@
           <w:b w:val="false"/>
           <w:i w:val="false"/>
         </w:rPr>
-        <w:t>The approach issued by this directive, in full. It is stated at Reference B with the evidence supporting it.</w:t>
+        <w:t>The approach issued by this directive, in full, as stated in The Army Approach to Individual Training.</w:t>
       </w:r>
     </w:p>
     <w:p>

--- a/output/individual-training-directive.docx
+++ b/output/individual-training-directive.docx
@@ -1651,7 +1651,7 @@
           <w:b w:val="false"/>
           <w:i w:val="false"/>
         </w:rPr>
-        <w:t>How far and how fast an individual progresses. Applied to every course; the common reasoning, not a common answer.</w:t>
+        <w:t>Applied to every course; the common reasoning, not a common answer.</w:t>
       </w:r>
     </w:p>
     <w:p>
@@ -1670,7 +1670,7 @@
           <w:color w:val="FFFFFF"/>
           <w:sz w:val="18"/>
         </w:rPr>
-        <w:t>Risk × Complexity × Learner Competence × Required Operational Outcome</w:t>
+        <w:t>Progression is shaped by risk, complexity, learner competence and the required operational outcome</w:t>
       </w:r>
     </w:p>
     <w:p>
